--- a/en/wisdom-stories/mullah-and-the-scholar.docx
+++ b/en/wisdom-stories/mullah-and-the-scholar.docx
@@ -3,68 +3,104 @@
 <w:document xmlns:wpc="http://schemas.microsoft.com/office/word/2010/wordprocessingCanvas" xmlns:mo="http://schemas.microsoft.com/office/mac/office/2008/main" xmlns:mc="http://schemas.openxmlformats.org/markup-compatibility/2006" xmlns:mv="urn:schemas-microsoft-com:mac:vml" xmlns:o="urn:schemas-microsoft-com:office:office" xmlns:r="http://schemas.openxmlformats.org/officeDocument/2006/relationships" xmlns:m="http://schemas.openxmlformats.org/officeDocument/2006/math" xmlns:v="urn:schemas-microsoft-com:vml" xmlns:wp14="http://schemas.microsoft.com/office/word/2010/wordprocessingDrawing" xmlns:wp="http://schemas.openxmlformats.org/drawingml/2006/wordprocessingDrawing" xmlns:w10="urn:schemas-microsoft-com:office:word" xmlns:w="http://schemas.openxmlformats.org/wordprocessingml/2006/main" xmlns:w14="http://schemas.microsoft.com/office/word/2010/wordml" xmlns:wpg="http://schemas.microsoft.com/office/word/2010/wordprocessingGroup" xmlns:wpi="http://schemas.microsoft.com/office/word/2010/wordprocessingInk" xmlns:wne="http://schemas.microsoft.com/office/word/2006/wordml" xmlns:wps="http://schemas.microsoft.com/office/word/2010/wordprocessingShape" mc:Ignorable="w14 wp14">
   <w:body>
     <w:p>
+      <w:pPr>
+        <w:pStyle w:val="Title"/>
+      </w:pPr>
       <w:r>
         <w:t>The Mullah and the Scholar</w:t>
       </w:r>
     </w:p>
     <w:p>
+      <w:pPr/>
       <w:r>
-        <w:t>A scholar from another country comes to Tamerlane; after much talk through an interpreter, he says he wishes to meet the scholars of this land. Tamerlane gathers all the scholars. None of them dares to debate the foreigner. At last, seeing their fear, the Mullah takes the debate upon himself.</w:t>
+        <w:t>A visiting scholar came to Tamerlane’s court and asked, through an interpreter, to meet the country’s learned men. None dared debate him. At last, the Mullah volunteered.</w:t>
       </w:r>
     </w:p>
     <w:p>
+      <w:pPr/>
       <w:r>
-        <w:t>A gathering is held. The foreign scholar draws a circle on the ground and faces the Mullah. The Mullah thinks a moment and divides the circle in two. Seeing the scholar silent, he draws another line, divides it into four, pulls three parts toward himself and acts as if giving one part to the foreigner. The scholar agrees. Then the scholar holds out a fist with the back of the hand toward the ground and waits. The Mullah answers by turning his hand the other way, fingers pointing down. The scholar agrees to that too.</w:t>
+        <w:t>At the gathering, the scholar drew a circle on the ground. The Mullah divided it in half, then into quarters, claiming three for himself and offering one to the visitor. The scholar nodded. Next, he held out a fist with the back of his hand downward. The Mullah turned his own hand over, pointing his fingers toward the ground. Again, the scholar nodded.</w:t>
       </w:r>
     </w:p>
     <w:p>
+      <w:pPr/>
       <w:r>
-        <w:t>A third time the scholar gestures as if eating. The Mullah quickly takes an egg from his pocket and flaps his arms like bird wings. The scholar laughs, kisses the Mullah’s hand, and the Mullah leaves.</w:t>
+        <w:t>Finally, the visitor mimed eating. The Mullah took an egg from his pocket and flapped his arms. The scholar laughed, kissed his hand, and the exchange ended.</w:t>
       </w:r>
     </w:p>
     <w:p>
+      <w:pPr/>
       <w:r>
-        <w:t>Through the interpreter Tamerlane asks the scholar: “We understood nothing of these signs.”</w:t>
+        <w:t>Afterward, Tamerlane asked the visitor through the interpreter, “What did those gestures mean? We understood none of them.”</w:t>
       </w:r>
     </w:p>
     <w:p>
+      <w:pPr/>
       <w:r>
-        <w:t>The scholar says: “Views of the world differ. By drawing that circle I meant that the earth is round, and I wanted your scholar’s opinion. Mashallah — he quickly drew the equator, then divided the globe into four and showed that three parts are water and one is land. Then I asked about the life of plants on the globe. Your scholar answered rightly again — that all plants live by rain and the sun’s rays.”</w:t>
+        <w:t>“The circle represented the round earth,” the scholar explained. “He drew the equator, then divided the globe into three parts water and one part land. I asked about plant life, and he showed that plants depend on rain and sunlight.</w:t>
       </w:r>
     </w:p>
     <w:p>
+      <w:pPr>
+        <w:spacing w:after="80"/>
+      </w:pPr>
       <w:r>
-        <w:t>“As a third question I wanted his view of humans and animals; with an egg he quickly reminded me that birds too belong to that kind.”</w:t>
+        <w:t>“Finally, I asked about humans and animals. With the egg, he reminded me to include birds.”</w:t>
       </w:r>
     </w:p>
     <w:p>
+      <w:pPr>
+        <w:spacing w:after="80"/>
+      </w:pPr>
       <w:r>
-        <w:t>After the scholar left, Tamerlane called the Mullah and asked him about the exchange.</w:t>
+        <w:t>After the visitor had gone, Tamerlane summoned the Mullah for his explanation.</w:t>
       </w:r>
     </w:p>
     <w:p>
+      <w:pPr/>
       <w:r>
-        <w:t>The Mullah said: “Ah, the scholar… I thought he was truly a deep man. Turns out he was a simple glutton… First he drew a circle on the ground and said to me, if only there were a pan of omelette here now. I quickly halved it and said they wouldn’t give it all to you — we’re here too. I saw my friend wasn’t satisfied. I quickly split it again and took three shares myself, so he’d see what greed gets you. The man saw the omelette slipping away and agreed. The second time he raised his hand to the sky as if to say: how about a pot of pilaf?</w:t>
+        <w:t>“The scholar?” said the Mullah. “I thought he would be a learned man, but he was only hungry. First he drew a circle, meaning a pan of omelet. I divided it in half: ‘You can’t have it all—there’s me to consider.’ He still looked dissatisfied, so I divided it into four and claimed three shares to teach him a lesson about greed. He agreed. Then he raised his hand, asking for a pot of pilaf.</w:t>
       </w:r>
     </w:p>
     <w:p>
+      <w:pPr>
+        <w:keepNext/>
+      </w:pPr>
       <w:r>
-        <w:t>I held my hand palm-down and said: if there’s any black on top, I’ll eat it. The third time he showed me his belly and said: I’ve come from the road, I’m hungry. I quickly took the egg from my pocket and said: for your sake — I’m hungrier than you, and I’ve only one egg in my pocket; don’t insist, I can’t give it.”</w:t>
+        <w:t>“I turned my hand down to say I’d have the topping. Then he rubbed his stomach to show he was hungry from traveling. I took out my egg and told him, ‘I’m hungrier than you, and this is all I have. Don’t ask me to share it!’”</w:t>
       </w:r>
     </w:p>
     <w:p>
+      <w:pPr>
+        <w:keepNext/>
+        <w:keepLines/>
+        <w:spacing w:before="160"/>
+      </w:pPr>
       <w:r>
-        <w:t>Moral: The same sign is read differently in each person’s world. We often see the other in the mirror of our own thoughts.</w:t>
+        <w:rPr>
+          <w:b/>
+        </w:rPr>
+        <w:t>Moral:</w:t>
+      </w:r>
+      <w:r>
+        <w:t xml:space="preserve"> The same sign is read differently in each person’s world. We often see the other in the mirror of our own thoughts.</w:t>
       </w:r>
     </w:p>
     <w:p>
+      <w:pPr>
+        <w:spacing w:after="80"/>
+      </w:pPr>
       <w:r>
-        <w:t>The story was obtained from open Internet sources.</w:t>
+        <w:rPr>
+          <w:i/>
+          <w:sz w:val="18"/>
+        </w:rPr>
+        <w:t>Source: Publicly available internet sources.</w:t>
       </w:r>
     </w:p>
     <w:sectPr>
       <w:pgSz w:w="12240" w:h="15840"/>
-      <w:pgMar w:top="1440" w:right="1800" w:bottom="1440" w:left="1800" w:header="720" w:footer="720" w:gutter="0"/>
+      <w:pgMar w:top="1080" w:right="1224" w:bottom="1080" w:left="1224" w:header="720" w:footer="720" w:gutter="0"/>
       <w:cols w:space="720"/>
       <w:docGrid w:linePitch="360"/>
     </w:sectPr>
@@ -435,6 +471,16 @@
     <w:name w:val="Normal"/>
     <w:qFormat/>
     <w:rsid w:val="00FC693F"/>
+    <w:pPr>
+      <w:widowControl/>
+      <w:spacing w:after="120" w:line="259" w:lineRule="auto"/>
+    </w:pPr>
+    <w:rPr>
+      <w:rFonts w:ascii="Arial" w:hAnsi="Arial"/>
+      <w:color w:val="000000"/>
+      <w:sz w:val="22"/>
+      <w:lang w:val="en-US"/>
+    </w:rPr>
   </w:style>
   <w:style w:type="paragraph" w:styleId="Header">
     <w:name w:val="header"/>
@@ -777,18 +823,17 @@
     <w:qFormat/>
     <w:rsid w:val="00FC693F"/>
     <w:pPr>
-      <w:pBdr>
-        <w:bottom w:val="single" w:sz="8" w:space="4" w:color="4F81BD" w:themeColor="accent1"/>
-      </w:pBdr>
-      <w:spacing w:after="300" w:line="240" w:lineRule="auto"/>
+      <w:keepNext/>
+      <w:spacing w:after="280" w:line="240" w:lineRule="auto"/>
       <w:contextualSpacing/>
     </w:pPr>
     <w:rPr>
-      <w:rFonts w:asciiTheme="majorHAnsi" w:eastAsiaTheme="majorEastAsia" w:hAnsiTheme="majorHAnsi" w:cstheme="majorBidi"/>
-      <w:color w:val="17365D" w:themeColor="text2" w:themeShade="BF"/>
+      <w:rFonts w:asciiTheme="majorHAnsi" w:eastAsiaTheme="majorEastAsia" w:hAnsiTheme="majorHAnsi" w:cstheme="majorBidi" w:ascii="Arial" w:hAnsi="Arial"/>
+      <w:b/>
+      <w:color w:val="000000"/>
       <w:spacing w:val="5"/>
       <w:kern w:val="28"/>
-      <w:sz w:val="52"/>
+      <w:sz w:val="34"/>
       <w:szCs w:val="52"/>
     </w:rPr>
   </w:style>
@@ -1264,9 +1309,6 @@
     <w:qFormat/>
     <w:rsid w:val="00FC693F"/>
     <w:pPr>
-      <w:pBdr>
-        <w:bottom w:val="single" w:sz="4" w:space="4" w:color="4F81BD" w:themeColor="accent1"/>
-      </w:pBdr>
       <w:spacing w:before="200" w:after="280"/>
       <w:ind w:left="936" w:right="936"/>
     </w:pPr>

--- a/en/wisdom-stories/mullah-and-the-scholar.docx
+++ b/en/wisdom-stories/mullah-and-the-scholar.docx
@@ -13,19 +13,19 @@
     <w:p>
       <w:pPr/>
       <w:r>
-        <w:t>A visiting scholar came to Tamerlane’s court and asked, through an interpreter, to meet the country’s learned men. None dared debate him. At last, the Mullah volunteered.</w:t>
+        <w:t>A visiting scholar came to Tamerlane’s court. After a long conversation through an interpreter, he asked to meet the country’s scholars. Timur gathered all the scholars. None dared debate the foreign scholar. At last, seeing how afraid they were, the Mullah took the debate upon himself.</w:t>
       </w:r>
     </w:p>
     <w:p>
       <w:pPr/>
       <w:r>
-        <w:t>At the gathering, the scholar drew a circle on the ground. The Mullah divided it in half, then into quarters, claiming three for himself and offering one to the visitor. The scholar nodded. Next, he held out a fist with the back of his hand downward. The Mullah turned his own hand over, pointing his fingers toward the ground. Again, the scholar nodded.</w:t>
+        <w:t>At the gathering, the scholar drew a circle on the ground. The Mullah divided it in half. Seeing that the scholar stayed silent, he divided it into quarters, claiming three for himself and offering one to the visitor. The scholar nodded. Next, he held out a fist with the back of his hand downward. The Mullah turned his own hand over, pointing his fingers toward the ground. Again, the scholar nodded.</w:t>
       </w:r>
     </w:p>
     <w:p>
       <w:pPr/>
       <w:r>
-        <w:t>Finally, the visitor mimed eating. The Mullah took an egg from his pocket and flapped his arms. The scholar laughed, kissed his hand, and the exchange ended.</w:t>
+        <w:t>Finally, the visitor pointed to himself and mimed eating. The Mullah took an egg from his pocket and flapped his arms like bird wings. The scholar laughed, kissed his hand, and the Mullah left.</w:t>
       </w:r>
     </w:p>
     <w:p>
@@ -37,7 +37,7 @@
     <w:p>
       <w:pPr/>
       <w:r>
-        <w:t>“The circle represented the round earth,” the scholar explained. “He drew the equator, then divided the globe into three parts water and one part land. I asked about plant life, and he showed that plants depend on rain and sunlight.</w:t>
+        <w:t>“Opinions about the world differ. By drawing that circle I said the earth is round and wanted to know your scholar's opinion about it. Mashallah to your scholar,” the scholar explained. “He drew the equator, then divided the globe into four parts, three of them water and one of them land. I asked about plant life, and he showed that plants depend on rain and sunlight.</w:t>
       </w:r>
     </w:p>
     <w:p>
@@ -59,7 +59,7 @@
     <w:p>
       <w:pPr/>
       <w:r>
-        <w:t>“The scholar?” said the Mullah. “I thought he would be a learned man, but he was only hungry. First he drew a circle, meaning a pan of omelet. I divided it in half: ‘You can’t have it all—there’s me to consider.’ He still looked dissatisfied, so I divided it into four and claimed three shares to teach him a lesson about greed. He agreed. Then he raised his hand, asking for a pot of pilaf.</w:t>
+        <w:t>“The scholar?” said the Mullah. “I thought he would be a learned man, but he turned out to be a fool and a glutton. First he drew a circle, meaning a pan of omelet. I divided it in half: ‘You can’t have it all—there’s me to consider.’ He still looked dissatisfied, so I divided it into four and claimed three shares to teach him a lesson about greed. Seeing the omelet slip away, he agreed. Then he raised his hand, asking for a pot of pilaf.</w:t>
       </w:r>
     </w:p>
     <w:p>
@@ -67,7 +67,7 @@
         <w:keepNext/>
       </w:pPr>
       <w:r>
-        <w:t>“I turned my hand down to say I’d have the topping. Then he rubbed his stomach to show he was hungry from traveling. I took out my egg and told him, ‘I’m hungrier than you, and this is all I have. Don’t ask me to share it!’”</w:t>
+        <w:t>“I turned my hand down to say, ‘If it has a dark crust on top, I’ll eat it.’ Then he showed me his stomach to show he was hungry from traveling. I took out my egg and told him, ‘I’m hungrier than you, and this is all I have. Don’t ask me to share it!’”</w:t>
       </w:r>
     </w:p>
     <w:p>
@@ -80,11 +80,9 @@
         <w:rPr>
           <w:b/>
         </w:rPr>
-        <w:t>Moral:</w:t>
+        <w:t>Moral: The same sign is read differently in each person’s world. We often see the other in the mirror of our own thoughts.</w:t>
       </w:r>
-      <w:r>
-        <w:t xml:space="preserve"> The same sign is read differently in each person’s world. We often see the other in the mirror of our own thoughts.</w:t>
-      </w:r>
+      <w:r/>
     </w:p>
     <w:p>
       <w:pPr>
@@ -95,7 +93,7 @@
           <w:i/>
           <w:sz w:val="18"/>
         </w:rPr>
-        <w:t>Source: Publicly available internet sources.</w:t>
+        <w:t>Stories are taken from open Internet sources; illustrations were created with AI.</w:t>
       </w:r>
     </w:p>
     <w:sectPr>
